--- a/перевод_статьи_жильцова.docx
+++ b/перевод_статьи_жильцова.docx
@@ -34,6 +34,7 @@
           <w:rFonts w:ascii="Times New Roman" w:hAnsi="Times New Roman" w:cs="Times New Roman"/>
           <w:sz w:val="28"/>
           <w:szCs w:val="28"/>
+          <w:lang w:val="en-US"/>
         </w:rPr>
       </w:pPr>
       <w:r>
@@ -76,15 +77,27 @@
         </w:rPr>
         <w:t xml:space="preserve">: </w:t>
       </w:r>
+      <w:r>
+        <w:rPr>
+          <w:rStyle w:val="h1"/>
+          <w:rFonts w:ascii="Times New Roman" w:hAnsi="Times New Roman" w:cs="Times New Roman"/>
+          <w:sz w:val="28"/>
+          <w:szCs w:val="28"/>
+          <w:lang w:val="en-US"/>
+        </w:rPr>
+        <w:t xml:space="preserve">George </w:t>
+      </w:r>
       <w:proofErr w:type="spellStart"/>
+      <w:proofErr w:type="gramStart"/>
       <w:r>
         <w:rPr>
           <w:rStyle w:val="h1"/>
           <w:rFonts w:ascii="Times New Roman" w:hAnsi="Times New Roman" w:cs="Times New Roman"/>
           <w:sz w:val="28"/>
           <w:szCs w:val="28"/>
-        </w:rPr>
-        <w:t>George</w:t>
+          <w:lang w:val="en-US"/>
+        </w:rPr>
+        <w:t>Datseris</w:t>
       </w:r>
       <w:proofErr w:type="spellEnd"/>
       <w:r>
@@ -93,38 +106,39 @@
           <w:rFonts w:ascii="Times New Roman" w:hAnsi="Times New Roman" w:cs="Times New Roman"/>
           <w:sz w:val="28"/>
           <w:szCs w:val="28"/>
+          <w:lang w:val="en-US"/>
         </w:rPr>
         <w:t xml:space="preserve"> </w:t>
       </w:r>
-      <w:proofErr w:type="spellStart"/>
       <w:r>
         <w:rPr>
           <w:rStyle w:val="h1"/>
           <w:rFonts w:ascii="Times New Roman" w:hAnsi="Times New Roman" w:cs="Times New Roman"/>
           <w:sz w:val="28"/>
           <w:szCs w:val="28"/>
-        </w:rPr>
-        <w:t>Datseris</w:t>
-      </w:r>
-      <w:proofErr w:type="spellEnd"/>
+          <w:lang w:val="en-US"/>
+        </w:rPr>
+        <w:t xml:space="preserve"> </w:t>
+      </w:r>
       <w:r>
         <w:rPr>
           <w:rStyle w:val="h1"/>
           <w:rFonts w:ascii="Times New Roman" w:hAnsi="Times New Roman" w:cs="Times New Roman"/>
           <w:sz w:val="28"/>
           <w:szCs w:val="28"/>
+        </w:rPr>
+        <w:t>и</w:t>
+      </w:r>
+      <w:proofErr w:type="gramEnd"/>
+      <w:r>
+        <w:rPr>
+          <w:rStyle w:val="h1"/>
+          <w:rFonts w:ascii="Times New Roman" w:hAnsi="Times New Roman" w:cs="Times New Roman"/>
+          <w:sz w:val="28"/>
+          <w:szCs w:val="28"/>
           <w:lang w:val="en-US"/>
         </w:rPr>
         <w:t xml:space="preserve"> </w:t>
-      </w:r>
-      <w:r>
-        <w:rPr>
-          <w:rStyle w:val="h1"/>
-          <w:rFonts w:ascii="Times New Roman" w:hAnsi="Times New Roman" w:cs="Times New Roman"/>
-          <w:sz w:val="28"/>
-          <w:szCs w:val="28"/>
-        </w:rPr>
-        <w:t xml:space="preserve"> и </w:t>
       </w:r>
       <w:r>
         <w:rPr>
@@ -158,7 +172,7 @@
           <w:bCs/>
           <w:sz w:val="28"/>
           <w:szCs w:val="28"/>
-          <w:lang w:eastAsia="ru-RU"/>
+          <w:lang w:val="en-US" w:eastAsia="ru-RU"/>
         </w:rPr>
       </w:pPr>
       <w:r>
@@ -168,7 +182,7 @@
           <w:sz w:val="28"/>
           <w:szCs w:val="28"/>
         </w:rPr>
-        <w:t xml:space="preserve">Ссылка: </w:t>
+        <w:t>Ссылка</w:t>
       </w:r>
       <w:r>
         <w:rPr>
@@ -176,19 +190,9 @@
           <w:rFonts w:ascii="Times New Roman" w:hAnsi="Times New Roman" w:cs="Times New Roman"/>
           <w:sz w:val="28"/>
           <w:szCs w:val="28"/>
-        </w:rPr>
-        <w:t>https://www.frontiersin.org/journals/network-physiology/articles/10.3389/fnetp.2024.1478280/</w:t>
-      </w:r>
-      <w:bookmarkStart w:id="0" w:name="_GoBack"/>
-      <w:bookmarkEnd w:id="0"/>
-      <w:r>
-        <w:rPr>
-          <w:rStyle w:val="h1"/>
-          <w:rFonts w:ascii="Times New Roman" w:hAnsi="Times New Roman" w:cs="Times New Roman"/>
-          <w:sz w:val="28"/>
-          <w:szCs w:val="28"/>
-        </w:rPr>
-        <w:t>full</w:t>
+          <w:lang w:val="en-US"/>
+        </w:rPr>
+        <w:t>: https://www.frontiersin.org/journals/network-physiology/articles/10.3389/fnetp.2024.1478280/full</w:t>
       </w:r>
     </w:p>
     <w:p>
@@ -1570,19 +1574,9 @@
         <w:spacing w:line="240" w:lineRule="auto"/>
         <w:jc w:val="both"/>
         <w:rPr>
-          <w:rFonts w:ascii="Times New Roman" w:hAnsi="Times New Roman" w:cs="Times New Roman"/>
-          <w:sz w:val="28"/>
-          <w:szCs w:val="28"/>
-        </w:rPr>
-      </w:pPr>
-      <w:r>
-        <w:rPr>
-          <w:rFonts w:ascii="Times New Roman" w:hAnsi="Times New Roman" w:cs="Times New Roman"/>
-          <w:sz w:val="28"/>
-          <w:szCs w:val="28"/>
-        </w:rPr>
-        <w:t>EEG</w:t>
-      </w:r>
+          <w:rStyle w:val="rynqvb"/>
+        </w:rPr>
+      </w:pPr>
       <w:r>
         <w:rPr>
           <w:rFonts w:ascii="Times New Roman" w:hAnsi="Times New Roman" w:cs="Times New Roman"/>
@@ -1590,13 +1584,43 @@
           <w:szCs w:val="28"/>
           <w:lang w:val="en-US"/>
         </w:rPr>
-        <w:t xml:space="preserve"> </w:t>
-      </w:r>
-      <w:r>
-        <w:rPr>
-          <w:rFonts w:ascii="Times New Roman" w:hAnsi="Times New Roman" w:cs="Times New Roman"/>
-          <w:sz w:val="28"/>
-          <w:szCs w:val="28"/>
+        <w:t xml:space="preserve">EEG </w:t>
+      </w:r>
+      <w:r>
+        <w:rPr>
+          <w:rFonts w:ascii="Times New Roman" w:hAnsi="Times New Roman" w:cs="Times New Roman"/>
+          <w:sz w:val="28"/>
+          <w:szCs w:val="28"/>
+          <w:lang w:val="en-US"/>
+        </w:rPr>
+        <w:t>(</w:t>
+      </w:r>
+      <w:proofErr w:type="spellStart"/>
+      <w:r>
+        <w:rPr>
+          <w:rFonts w:ascii="Times New Roman" w:hAnsi="Times New Roman" w:cs="Times New Roman"/>
+          <w:sz w:val="28"/>
+          <w:szCs w:val="28"/>
+          <w:lang w:val="en-US"/>
+        </w:rPr>
+        <w:t>Electroencephalography</w:t>
+      </w:r>
+      <w:proofErr w:type="spellEnd"/>
+      <w:r>
+        <w:rPr>
+          <w:rFonts w:ascii="Times New Roman" w:hAnsi="Times New Roman" w:cs="Times New Roman"/>
+          <w:sz w:val="28"/>
+          <w:szCs w:val="28"/>
+          <w:lang w:val="en-US"/>
+        </w:rPr>
+        <w:t xml:space="preserve">) </w:t>
+      </w:r>
+      <w:r>
+        <w:rPr>
+          <w:rFonts w:ascii="Times New Roman" w:hAnsi="Times New Roman" w:cs="Times New Roman"/>
+          <w:sz w:val="28"/>
+          <w:szCs w:val="28"/>
+          <w:lang w:val="en-US"/>
         </w:rPr>
         <w:t>–</w:t>
       </w:r>
@@ -1605,8 +1629,38 @@
           <w:rFonts w:ascii="Times New Roman" w:hAnsi="Times New Roman" w:cs="Times New Roman"/>
           <w:sz w:val="28"/>
           <w:szCs w:val="28"/>
+          <w:lang w:val="en-US"/>
         </w:rPr>
         <w:t xml:space="preserve"> ЭЭГ</w:t>
+      </w:r>
+      <w:r>
+        <w:rPr>
+          <w:rFonts w:ascii="Times New Roman" w:hAnsi="Times New Roman" w:cs="Times New Roman"/>
+          <w:sz w:val="28"/>
+          <w:szCs w:val="28"/>
+          <w:lang w:val="en-US"/>
+        </w:rPr>
+        <w:t xml:space="preserve"> (</w:t>
+      </w:r>
+      <w:bookmarkStart w:id="0" w:name="_GoBack"/>
+      <w:r>
+        <w:rPr>
+          <w:rFonts w:ascii="Times New Roman" w:hAnsi="Times New Roman" w:cs="Times New Roman"/>
+          <w:sz w:val="28"/>
+          <w:szCs w:val="28"/>
+          <w:lang w:val="en-US"/>
+        </w:rPr>
+        <w:t>Электроэнцефалография</w:t>
+      </w:r>
+      <w:bookmarkEnd w:id="0"/>
+      <w:r>
+        <w:rPr>
+          <w:rStyle w:val="rynqvb"/>
+          <w:rFonts w:ascii="Times New Roman" w:hAnsi="Times New Roman" w:cs="Times New Roman"/>
+          <w:sz w:val="28"/>
+          <w:szCs w:val="28"/>
+        </w:rPr>
+        <w:t>)</w:t>
       </w:r>
     </w:p>
     <w:p>
@@ -2648,8 +2702,70 @@
           <w:rFonts w:ascii="Times New Roman" w:hAnsi="Times New Roman" w:cs="Times New Roman"/>
           <w:sz w:val="28"/>
           <w:szCs w:val="28"/>
+          <w:lang w:val="en-US"/>
+        </w:rPr>
+        <w:t>(</w:t>
+      </w:r>
+      <w:proofErr w:type="spellStart"/>
+      <w:r>
+        <w:rPr>
+          <w:rFonts w:ascii="Times New Roman" w:hAnsi="Times New Roman" w:cs="Times New Roman"/>
+          <w:sz w:val="28"/>
+          <w:szCs w:val="28"/>
+        </w:rPr>
+        <w:t>Magnetoencephalography</w:t>
+      </w:r>
+      <w:proofErr w:type="spellEnd"/>
+      <w:r>
+        <w:rPr>
+          <w:rFonts w:ascii="Times New Roman" w:hAnsi="Times New Roman" w:cs="Times New Roman"/>
+          <w:sz w:val="28"/>
+          <w:szCs w:val="28"/>
+        </w:rPr>
+        <w:t>)</w:t>
+      </w:r>
+      <w:r>
+        <w:rPr>
+          <w:rFonts w:ascii="Times New Roman" w:hAnsi="Times New Roman" w:cs="Times New Roman"/>
+          <w:sz w:val="28"/>
+          <w:szCs w:val="28"/>
+          <w:lang w:val="en-US"/>
+        </w:rPr>
+        <w:t xml:space="preserve"> </w:t>
+      </w:r>
+      <w:r>
+        <w:rPr>
+          <w:rFonts w:ascii="Times New Roman" w:hAnsi="Times New Roman" w:cs="Times New Roman"/>
+          <w:sz w:val="28"/>
+          <w:szCs w:val="28"/>
         </w:rPr>
         <w:t>– МЭГ</w:t>
+      </w:r>
+      <w:r>
+        <w:rPr>
+          <w:rFonts w:ascii="Times New Roman" w:hAnsi="Times New Roman" w:cs="Times New Roman"/>
+          <w:sz w:val="28"/>
+          <w:szCs w:val="28"/>
+        </w:rPr>
+        <w:t xml:space="preserve"> (</w:t>
+      </w:r>
+      <w:proofErr w:type="spellStart"/>
+      <w:r>
+        <w:rPr>
+          <w:rFonts w:ascii="Times New Roman" w:hAnsi="Times New Roman" w:cs="Times New Roman"/>
+          <w:sz w:val="28"/>
+          <w:szCs w:val="28"/>
+        </w:rPr>
+        <w:t>Магнитоэнцефалография</w:t>
+      </w:r>
+      <w:proofErr w:type="spellEnd"/>
+      <w:r>
+        <w:rPr>
+          <w:rFonts w:ascii="Times New Roman" w:hAnsi="Times New Roman" w:cs="Times New Roman"/>
+          <w:sz w:val="28"/>
+          <w:szCs w:val="28"/>
+        </w:rPr>
+        <w:t>)</w:t>
       </w:r>
     </w:p>
     <w:p>
@@ -2725,7 +2841,78 @@
           <w:sz w:val="28"/>
           <w:szCs w:val="28"/>
         </w:rPr>
-        <w:t xml:space="preserve"> – </w:t>
+        <w:t xml:space="preserve"> </w:t>
+      </w:r>
+      <w:r>
+        <w:rPr>
+          <w:rFonts w:ascii="Times New Roman" w:hAnsi="Times New Roman" w:cs="Times New Roman"/>
+          <w:iCs/>
+          <w:sz w:val="28"/>
+          <w:szCs w:val="28"/>
+        </w:rPr>
+        <w:t>(</w:t>
+      </w:r>
+      <w:proofErr w:type="spellStart"/>
+      <w:r>
+        <w:rPr>
+          <w:rFonts w:ascii="Times New Roman" w:hAnsi="Times New Roman" w:cs="Times New Roman"/>
+          <w:iCs/>
+          <w:sz w:val="28"/>
+          <w:szCs w:val="28"/>
+        </w:rPr>
+        <w:t>Magnetic</w:t>
+      </w:r>
+      <w:proofErr w:type="spellEnd"/>
+      <w:r>
+        <w:rPr>
+          <w:rFonts w:ascii="Times New Roman" w:hAnsi="Times New Roman" w:cs="Times New Roman"/>
+          <w:iCs/>
+          <w:sz w:val="28"/>
+          <w:szCs w:val="28"/>
+        </w:rPr>
+        <w:t xml:space="preserve"> </w:t>
+      </w:r>
+      <w:proofErr w:type="spellStart"/>
+      <w:r>
+        <w:rPr>
+          <w:rFonts w:ascii="Times New Roman" w:hAnsi="Times New Roman" w:cs="Times New Roman"/>
+          <w:iCs/>
+          <w:sz w:val="28"/>
+          <w:szCs w:val="28"/>
+        </w:rPr>
+        <w:t>resonance</w:t>
+      </w:r>
+      <w:proofErr w:type="spellEnd"/>
+      <w:r>
+        <w:rPr>
+          <w:rFonts w:ascii="Times New Roman" w:hAnsi="Times New Roman" w:cs="Times New Roman"/>
+          <w:iCs/>
+          <w:sz w:val="28"/>
+          <w:szCs w:val="28"/>
+        </w:rPr>
+        <w:t xml:space="preserve"> </w:t>
+      </w:r>
+      <w:proofErr w:type="spellStart"/>
+      <w:r>
+        <w:rPr>
+          <w:rFonts w:ascii="Times New Roman" w:hAnsi="Times New Roman" w:cs="Times New Roman"/>
+          <w:iCs/>
+          <w:sz w:val="28"/>
+          <w:szCs w:val="28"/>
+        </w:rPr>
+        <w:t>imaging</w:t>
+      </w:r>
+      <w:proofErr w:type="spellEnd"/>
+      <w:r>
+        <w:t xml:space="preserve">) </w:t>
+      </w:r>
+      <w:r>
+        <w:rPr>
+          <w:rFonts w:ascii="Times New Roman" w:hAnsi="Times New Roman" w:cs="Times New Roman"/>
+          <w:sz w:val="28"/>
+          <w:szCs w:val="28"/>
+        </w:rPr>
+        <w:t xml:space="preserve">– </w:t>
       </w:r>
       <w:r>
         <w:rPr>
@@ -2734,6 +2921,86 @@
           <w:szCs w:val="28"/>
         </w:rPr>
         <w:t>МРТ</w:t>
+      </w:r>
+      <w:r>
+        <w:rPr>
+          <w:rFonts w:ascii="Times New Roman" w:hAnsi="Times New Roman" w:cs="Times New Roman"/>
+          <w:sz w:val="28"/>
+          <w:szCs w:val="28"/>
+        </w:rPr>
+        <w:t xml:space="preserve"> (</w:t>
+      </w:r>
+      <w:r>
+        <w:rPr>
+          <w:rFonts w:ascii="Times New Roman" w:hAnsi="Times New Roman" w:cs="Times New Roman"/>
+          <w:iCs/>
+          <w:sz w:val="28"/>
+          <w:szCs w:val="28"/>
+        </w:rPr>
+        <w:t>Магн</w:t>
+      </w:r>
+      <w:r>
+        <w:rPr>
+          <w:rFonts w:ascii="Times New Roman" w:hAnsi="Times New Roman" w:cs="Times New Roman"/>
+          <w:iCs/>
+          <w:sz w:val="28"/>
+          <w:szCs w:val="28"/>
+        </w:rPr>
+        <w:t>и</w:t>
+      </w:r>
+      <w:r>
+        <w:rPr>
+          <w:rFonts w:ascii="Times New Roman" w:hAnsi="Times New Roman" w:cs="Times New Roman"/>
+          <w:iCs/>
+          <w:sz w:val="28"/>
+          <w:szCs w:val="28"/>
+        </w:rPr>
+        <w:t>тно-резон</w:t>
+      </w:r>
+      <w:r>
+        <w:rPr>
+          <w:rFonts w:ascii="Times New Roman" w:hAnsi="Times New Roman" w:cs="Times New Roman"/>
+          <w:iCs/>
+          <w:sz w:val="28"/>
+          <w:szCs w:val="28"/>
+        </w:rPr>
+        <w:t>а</w:t>
+      </w:r>
+      <w:r>
+        <w:rPr>
+          <w:rFonts w:ascii="Times New Roman" w:hAnsi="Times New Roman" w:cs="Times New Roman"/>
+          <w:iCs/>
+          <w:sz w:val="28"/>
+          <w:szCs w:val="28"/>
+        </w:rPr>
+        <w:t>нсная томогр</w:t>
+      </w:r>
+      <w:r>
+        <w:rPr>
+          <w:rFonts w:ascii="Times New Roman" w:hAnsi="Times New Roman" w:cs="Times New Roman"/>
+          <w:iCs/>
+          <w:sz w:val="28"/>
+          <w:szCs w:val="28"/>
+        </w:rPr>
+        <w:t>а</w:t>
+      </w:r>
+      <w:r>
+        <w:rPr>
+          <w:rFonts w:ascii="Times New Roman" w:hAnsi="Times New Roman" w:cs="Times New Roman"/>
+          <w:iCs/>
+          <w:sz w:val="28"/>
+          <w:szCs w:val="28"/>
+        </w:rPr>
+        <w:t>фия</w:t>
+      </w:r>
+      <w:r>
+        <w:rPr>
+          <w:rFonts w:ascii="Times New Roman" w:hAnsi="Times New Roman" w:cs="Times New Roman"/>
+          <w:iCs/>
+          <w:sz w:val="28"/>
+          <w:szCs w:val="28"/>
+        </w:rPr>
+        <w:t>)</w:t>
       </w:r>
     </w:p>
     <w:p>
